--- a/paper/main_zh_word.docx
+++ b/paper/main_zh_word.docx
@@ -226,7 +226,72 @@
           <w:i w:val="0"/>
           <w:sz w:val="21"/>
         </w:rPr>
-        <w:t>合成数据覆盖 2016 至 2024 年的企业面板。核心结果变量为企业对数全要素生产率 log(TFPit)。核心解释变量 Digitalit 表示企业是否已经进入数字化转型状态。控制变量包括资本强度、出口份额和所有制变量。处理组企业在 2020 年后进入数字化转型状态，因此该变量同时包含处理组身份和处理后时期信息。</w:t>
+        <w:t xml:space="preserve">合成数据覆盖 2016 至 2024 年的企业面板。核心结果变量为企业对数全要素生产率 </w:t>
+      </w:r>
+      <w:r>
+        <w:rPr>
+          <w:sz w:val="21"/>
+        </w:rPr>
+        <m:oMath>
+          <m:func>
+            <m:fName>
+              <m:r>
+                <m:t xml:space="preserve">log</m:t>
+              </m:r>
+            </m:fName>
+            <m:e>
+              <m:sSub>
+                <m:e>
+                  <m:r>
+                    <m:t xml:space="preserve">TFP</m:t>
+                  </m:r>
+                </m:e>
+                <m:sub>
+                  <m:r>
+                    <m:t xml:space="preserve">it</m:t>
+                  </m:r>
+                </m:sub>
+              </m:sSub>
+            </m:e>
+          </m:func>
+        </m:oMath>
+      </w:r>
+      <w:r>
+        <w:rPr>
+          <w:rFonts w:ascii="Times New Roman" w:hAnsi="Times New Roman" w:eastAsia="宋体"/>
+          <w:b w:val="0"/>
+          <w:i w:val="0"/>
+          <w:sz w:val="21"/>
+        </w:rPr>
+        <w:t xml:space="preserve">。核心解释变量 </w:t>
+      </w:r>
+      <w:r>
+        <w:rPr>
+          <w:sz w:val="21"/>
+        </w:rPr>
+        <m:oMath>
+          <m:sSub>
+            <m:e>
+              <m:r>
+                <m:t xml:space="preserve">Digital</m:t>
+              </m:r>
+            </m:e>
+            <m:sub>
+              <m:r>
+                <m:t xml:space="preserve">it</m:t>
+              </m:r>
+            </m:sub>
+          </m:sSub>
+        </m:oMath>
+      </w:r>
+      <w:r>
+        <w:rPr>
+          <w:rFonts w:ascii="Times New Roman" w:hAnsi="Times New Roman" w:eastAsia="宋体"/>
+          <w:b w:val="0"/>
+          <w:i w:val="0"/>
+          <w:sz w:val="21"/>
+        </w:rPr>
+        <w:t xml:space="preserve"> 表示企业是否已经进入数字化转型状态。控制变量包括资本强度、出口份额和所有制变量。处理组企业在 2020 年后进入数字化转型状态，因此该变量同时包含处理组身份和处理后时期信息。</w:t>
       </w:r>
     </w:p>
     <w:p>
@@ -273,7 +338,258 @@
           <w:i w:val="0"/>
           <w:sz w:val="21"/>
         </w:rPr>
-        <w:t>基准模型为双重差分设定：log(TFPit)=αi+λt+τDigitalit+X′itβ+εit。其中，αi 表示企业固定效应，λt 表示年份固定效应，Xit 包括资本强度、出口份额和所有制控制变量。标准误聚类到企业层面，以反映同一企业内误差项可能存在相关性。</w:t>
+        <w:t>基准模型为双重差分设定：</w:t>
+      </w:r>
+    </w:p>
+    <w:p>
+      <w:pPr>
+        <w:spacing w:before="120" w:after="120"/>
+        <w:jc w:val="center"/>
+      </w:pPr>
+      <m:oMathPara>
+        <m:oMath>
+          <m:func>
+            <m:fName>
+              <m:r>
+                <m:t xml:space="preserve">log</m:t>
+              </m:r>
+            </m:fName>
+            <m:e>
+              <m:sSub>
+                <m:e>
+                  <m:r>
+                    <m:t xml:space="preserve">TFP</m:t>
+                  </m:r>
+                </m:e>
+                <m:sub>
+                  <m:r>
+                    <m:t xml:space="preserve">it</m:t>
+                  </m:r>
+                </m:sub>
+              </m:sSub>
+            </m:e>
+          </m:func>
+          <m:r>
+            <m:t xml:space="preserve"> </m:t>
+          </m:r>
+          <m:r>
+            <m:t xml:space="preserve">=</m:t>
+          </m:r>
+          <m:r>
+            <m:t xml:space="preserve"> </m:t>
+          </m:r>
+          <m:sSub>
+            <m:e>
+              <m:r>
+                <m:t xml:space="preserve">α</m:t>
+              </m:r>
+            </m:e>
+            <m:sub>
+              <m:r>
+                <m:t xml:space="preserve">i</m:t>
+              </m:r>
+            </m:sub>
+          </m:sSub>
+          <m:r>
+            <m:t xml:space="preserve"> </m:t>
+          </m:r>
+          <m:r>
+            <m:t xml:space="preserve">+</m:t>
+          </m:r>
+          <m:r>
+            <m:t xml:space="preserve"> </m:t>
+          </m:r>
+          <m:sSub>
+            <m:e>
+              <m:r>
+                <m:t xml:space="preserve">λ</m:t>
+              </m:r>
+            </m:e>
+            <m:sub>
+              <m:r>
+                <m:t xml:space="preserve">t</m:t>
+              </m:r>
+            </m:sub>
+          </m:sSub>
+          <m:r>
+            <m:t xml:space="preserve"> </m:t>
+          </m:r>
+          <m:r>
+            <m:t xml:space="preserve">+</m:t>
+          </m:r>
+          <m:r>
+            <m:t xml:space="preserve"> </m:t>
+          </m:r>
+          <m:r>
+            <m:t xml:space="preserve">τ</m:t>
+          </m:r>
+          <m:r>
+            <m:t xml:space="preserve"> </m:t>
+          </m:r>
+          <m:sSub>
+            <m:e>
+              <m:r>
+                <m:t xml:space="preserve">Digital</m:t>
+              </m:r>
+            </m:e>
+            <m:sub>
+              <m:r>
+                <m:t xml:space="preserve">it</m:t>
+              </m:r>
+            </m:sub>
+          </m:sSub>
+          <m:r>
+            <m:t xml:space="preserve"> </m:t>
+          </m:r>
+          <m:r>
+            <m:t xml:space="preserve">+</m:t>
+          </m:r>
+          <m:r>
+            <m:t xml:space="preserve"> </m:t>
+          </m:r>
+          <m:sSub>
+            <m:e>
+              <m:r>
+                <m:t xml:space="preserve">X</m:t>
+              </m:r>
+            </m:e>
+            <m:sub>
+              <m:r>
+                <m:t xml:space="preserve">it</m:t>
+              </m:r>
+            </m:sub>
+          </m:sSub>
+          <m:r>
+            <m:t xml:space="preserve">′</m:t>
+          </m:r>
+          <m:r>
+            <m:t xml:space="preserve">β</m:t>
+          </m:r>
+          <m:r>
+            <m:t xml:space="preserve"> </m:t>
+          </m:r>
+          <m:r>
+            <m:t xml:space="preserve">+</m:t>
+          </m:r>
+          <m:r>
+            <m:t xml:space="preserve"> </m:t>
+          </m:r>
+          <m:sSub>
+            <m:e>
+              <m:r>
+                <m:t xml:space="preserve">ε</m:t>
+              </m:r>
+            </m:e>
+            <m:sub>
+              <m:r>
+                <m:t xml:space="preserve">it</m:t>
+              </m:r>
+            </m:sub>
+          </m:sSub>
+          <m:r>
+            <m:t xml:space="preserve">,</m:t>
+          </m:r>
+        </m:oMath>
+      </m:oMathPara>
+    </w:p>
+    <w:p>
+      <w:pPr>
+        <w:spacing w:line="400" w:lineRule="exact" w:before="0" w:after="0"/>
+        <w:ind w:firstLine="420"/>
+        <w:jc w:val="both"/>
+      </w:pPr>
+      <w:r>
+        <w:rPr>
+          <w:rFonts w:ascii="Times New Roman" w:hAnsi="Times New Roman" w:eastAsia="宋体"/>
+          <w:b w:val="0"/>
+          <w:i w:val="0"/>
+          <w:sz w:val="21"/>
+        </w:rPr>
+        <w:t xml:space="preserve">其中 </w:t>
+      </w:r>
+      <w:r>
+        <w:rPr>
+          <w:sz w:val="21"/>
+        </w:rPr>
+        <m:oMath>
+          <m:sSub>
+            <m:e>
+              <m:r>
+                <m:t xml:space="preserve">α</m:t>
+              </m:r>
+            </m:e>
+            <m:sub>
+              <m:r>
+                <m:t xml:space="preserve">i</m:t>
+              </m:r>
+            </m:sub>
+          </m:sSub>
+        </m:oMath>
+      </w:r>
+      <w:r>
+        <w:rPr>
+          <w:rFonts w:ascii="Times New Roman" w:hAnsi="Times New Roman" w:eastAsia="宋体"/>
+          <w:b w:val="0"/>
+          <w:i w:val="0"/>
+          <w:sz w:val="21"/>
+        </w:rPr>
+        <w:t xml:space="preserve"> 表示企业固定效应，</w:t>
+      </w:r>
+      <w:r>
+        <w:rPr>
+          <w:sz w:val="21"/>
+        </w:rPr>
+        <m:oMath>
+          <m:sSub>
+            <m:e>
+              <m:r>
+                <m:t xml:space="preserve">λ</m:t>
+              </m:r>
+            </m:e>
+            <m:sub>
+              <m:r>
+                <m:t xml:space="preserve">t</m:t>
+              </m:r>
+            </m:sub>
+          </m:sSub>
+        </m:oMath>
+      </w:r>
+      <w:r>
+        <w:rPr>
+          <w:rFonts w:ascii="Times New Roman" w:hAnsi="Times New Roman" w:eastAsia="宋体"/>
+          <w:b w:val="0"/>
+          <w:i w:val="0"/>
+          <w:sz w:val="21"/>
+        </w:rPr>
+        <w:t xml:space="preserve"> 表示年份固定效应，</w:t>
+      </w:r>
+      <w:r>
+        <w:rPr>
+          <w:sz w:val="21"/>
+        </w:rPr>
+        <m:oMath>
+          <m:sSub>
+            <m:e>
+              <m:r>
+                <m:t xml:space="preserve">X</m:t>
+              </m:r>
+            </m:e>
+            <m:sub>
+              <m:r>
+                <m:t xml:space="preserve">it</m:t>
+              </m:r>
+            </m:sub>
+          </m:sSub>
+        </m:oMath>
+      </w:r>
+      <w:r>
+        <w:rPr>
+          <w:rFonts w:ascii="Times New Roman" w:hAnsi="Times New Roman" w:eastAsia="宋体"/>
+          <w:b w:val="0"/>
+          <w:i w:val="0"/>
+          <w:sz w:val="21"/>
+        </w:rPr>
+        <w:t xml:space="preserve"> 包括资本强度、出口份额和所有制控制变量。标准误聚类到企业层面，以反映同一企业内误差项可能存在相关性。</w:t>
       </w:r>
     </w:p>
     <w:p>
@@ -1168,59 +1484,6 @@
     </w:p>
     <w:p>
       <w:pPr>
-        <w:jc w:val="center"/>
-      </w:pPr>
-      <w:r>
-        <w:drawing>
-          <wp:inline xmlns:a="http://schemas.openxmlformats.org/drawingml/2006/main" xmlns:pic="http://schemas.openxmlformats.org/drawingml/2006/picture">
-            <wp:extent cx="5120640" cy="3072384"/>
-            <wp:docPr id="2" name="Picture 2"/>
-            <wp:cNvGraphicFramePr>
-              <a:graphicFrameLocks noChangeAspect="1"/>
-            </wp:cNvGraphicFramePr>
-            <a:graphic>
-              <a:graphicData uri="http://schemas.openxmlformats.org/drawingml/2006/picture">
-                <pic:pic>
-                  <pic:nvPicPr>
-                    <pic:cNvPr id="0" name="stata_event_study_ci.png"/>
-                    <pic:cNvPicPr/>
-                  </pic:nvPicPr>
-                  <pic:blipFill>
-                    <a:blip r:embed="rId10"/>
-                    <a:stretch>
-                      <a:fillRect/>
-                    </a:stretch>
-                  </pic:blipFill>
-                  <pic:spPr>
-                    <a:xfrm>
-                      <a:off x="0" y="0"/>
-                      <a:ext cx="5120640" cy="3072384"/>
-                    </a:xfrm>
-                    <a:prstGeom prst="rect"/>
-                  </pic:spPr>
-                </pic:pic>
-              </a:graphicData>
-            </a:graphic>
-          </wp:inline>
-        </w:drawing>
-      </w:r>
-    </w:p>
-    <w:p>
-      <w:pPr>
-        <w:jc w:val="center"/>
-      </w:pPr>
-      <w:r>
-        <w:rPr>
-          <w:rFonts w:ascii="Times New Roman" w:hAnsi="Times New Roman" w:eastAsia="宋体"/>
-          <w:b w:val="0"/>
-          <w:i w:val="0"/>
-          <w:sz w:val="18"/>
-        </w:rPr>
-        <w:t>图2  事件研究估计与 95% 置信区间</w:t>
-      </w:r>
-    </w:p>
-    <w:p>
-      <w:pPr>
         <w:spacing w:before="240" w:after="120"/>
         <w:jc w:val="center"/>
       </w:pPr>
@@ -1278,7 +1541,421 @@
           <w:i w:val="0"/>
           <w:sz w:val="21"/>
         </w:rPr>
-        <w:t>Matlab 部分将数字化转型解释为企业 AI 采用决策。企业 i 的管理能力为 mi，选择 AI 使用强度 xi∈[0,1]。采用 AI 的净收益为 Vi(xi)=(φ+λmi)xi-1/2ψx²i-ci。企业先使用有界优化求解最优强度 x*i，再根据 Vi(x*i) 是否大于零决定是否采用 AI。模型用 Stata DID 估计目标校准参数 φ。校准结果显示，φ 约为 0.8659，模型平均收益约为 0.1209，AI 采用率约为 0.8197。</w:t>
+        <w:t xml:space="preserve">Matlab 部分将数字化转型解释为企业 AI 采用决策。企业 </w:t>
+      </w:r>
+      <w:r>
+        <w:rPr>
+          <w:sz w:val="21"/>
+        </w:rPr>
+        <m:oMath>
+          <m:r>
+            <m:t xml:space="preserve">i</m:t>
+          </m:r>
+        </m:oMath>
+      </w:r>
+      <w:r>
+        <w:rPr>
+          <w:rFonts w:ascii="Times New Roman" w:hAnsi="Times New Roman" w:eastAsia="宋体"/>
+          <w:b w:val="0"/>
+          <w:i w:val="0"/>
+          <w:sz w:val="21"/>
+        </w:rPr>
+        <w:t xml:space="preserve"> 的管理能力为 </w:t>
+      </w:r>
+      <w:r>
+        <w:rPr>
+          <w:sz w:val="21"/>
+        </w:rPr>
+        <m:oMath>
+          <m:sSub>
+            <m:e>
+              <m:r>
+                <m:t xml:space="preserve">m</m:t>
+              </m:r>
+            </m:e>
+            <m:sub>
+              <m:r>
+                <m:t xml:space="preserve">i</m:t>
+              </m:r>
+            </m:sub>
+          </m:sSub>
+        </m:oMath>
+      </w:r>
+      <w:r>
+        <w:rPr>
+          <w:rFonts w:ascii="Times New Roman" w:hAnsi="Times New Roman" w:eastAsia="宋体"/>
+          <w:b w:val="0"/>
+          <w:i w:val="0"/>
+          <w:sz w:val="21"/>
+        </w:rPr>
+        <w:t xml:space="preserve">，选择 AI 使用强度 </w:t>
+      </w:r>
+      <w:r>
+        <w:rPr>
+          <w:sz w:val="21"/>
+        </w:rPr>
+        <m:oMath>
+          <m:sSub>
+            <m:e>
+              <m:r>
+                <m:t xml:space="preserve">x</m:t>
+              </m:r>
+            </m:e>
+            <m:sub>
+              <m:r>
+                <m:t xml:space="preserve">i</m:t>
+              </m:r>
+            </m:sub>
+          </m:sSub>
+          <m:r>
+            <m:t xml:space="preserve"> </m:t>
+          </m:r>
+          <m:r>
+            <m:t xml:space="preserve">∈</m:t>
+          </m:r>
+          <m:r>
+            <m:t xml:space="preserve"> </m:t>
+          </m:r>
+          <m:r>
+            <m:t xml:space="preserve">[</m:t>
+          </m:r>
+          <m:r>
+            <m:t xml:space="preserve">0</m:t>
+          </m:r>
+          <m:r>
+            <m:t xml:space="preserve">,</m:t>
+          </m:r>
+          <m:r>
+            <m:t xml:space="preserve">1</m:t>
+          </m:r>
+          <m:r>
+            <m:t xml:space="preserve">]</m:t>
+          </m:r>
+        </m:oMath>
+      </w:r>
+      <w:r>
+        <w:rPr>
+          <w:rFonts w:ascii="Times New Roman" w:hAnsi="Times New Roman" w:eastAsia="宋体"/>
+          <w:b w:val="0"/>
+          <w:i w:val="0"/>
+          <w:sz w:val="21"/>
+        </w:rPr>
+        <w:t>。采用 AI 的净收益为</w:t>
+      </w:r>
+    </w:p>
+    <w:p>
+      <w:pPr>
+        <w:spacing w:before="120" w:after="120"/>
+        <w:jc w:val="center"/>
+      </w:pPr>
+      <m:oMathPara>
+        <m:oMath>
+          <m:sSub>
+            <m:e>
+              <m:r>
+                <m:t xml:space="preserve">V</m:t>
+              </m:r>
+            </m:e>
+            <m:sub>
+              <m:r>
+                <m:t xml:space="preserve">i</m:t>
+              </m:r>
+            </m:sub>
+          </m:sSub>
+          <m:r>
+            <m:t xml:space="preserve">(</m:t>
+          </m:r>
+          <m:sSub>
+            <m:e>
+              <m:r>
+                <m:t xml:space="preserve">x</m:t>
+              </m:r>
+            </m:e>
+            <m:sub>
+              <m:r>
+                <m:t xml:space="preserve">i</m:t>
+              </m:r>
+            </m:sub>
+          </m:sSub>
+          <m:r>
+            <m:t xml:space="preserve">)</m:t>
+          </m:r>
+          <m:r>
+            <m:t xml:space="preserve"> </m:t>
+          </m:r>
+          <m:r>
+            <m:t xml:space="preserve">=</m:t>
+          </m:r>
+          <m:r>
+            <m:t xml:space="preserve"> </m:t>
+          </m:r>
+          <m:r>
+            <m:t xml:space="preserve">(</m:t>
+          </m:r>
+          <m:r>
+            <m:t xml:space="preserve">φ</m:t>
+          </m:r>
+          <m:r>
+            <m:t xml:space="preserve"> </m:t>
+          </m:r>
+          <m:r>
+            <m:t xml:space="preserve">+</m:t>
+          </m:r>
+          <m:r>
+            <m:t xml:space="preserve"> </m:t>
+          </m:r>
+          <m:r>
+            <m:t xml:space="preserve">λ</m:t>
+          </m:r>
+          <m:r>
+            <m:t xml:space="preserve"> </m:t>
+          </m:r>
+          <m:sSub>
+            <m:e>
+              <m:r>
+                <m:t xml:space="preserve">m</m:t>
+              </m:r>
+            </m:e>
+            <m:sub>
+              <m:r>
+                <m:t xml:space="preserve">i</m:t>
+              </m:r>
+            </m:sub>
+          </m:sSub>
+          <m:r>
+            <m:t xml:space="preserve">)</m:t>
+          </m:r>
+          <m:sSub>
+            <m:e>
+              <m:r>
+                <m:t xml:space="preserve">x</m:t>
+              </m:r>
+            </m:e>
+            <m:sub>
+              <m:r>
+                <m:t xml:space="preserve">i</m:t>
+              </m:r>
+            </m:sub>
+          </m:sSub>
+          <m:r>
+            <m:t xml:space="preserve"> </m:t>
+          </m:r>
+          <m:r>
+            <m:t xml:space="preserve">-</m:t>
+          </m:r>
+          <m:r>
+            <m:t xml:space="preserve"> </m:t>
+          </m:r>
+          <m:f>
+            <m:num>
+              <m:r>
+                <m:t xml:space="preserve">1</m:t>
+              </m:r>
+            </m:num>
+            <m:den>
+              <m:r>
+                <m:t xml:space="preserve">2</m:t>
+              </m:r>
+            </m:den>
+          </m:f>
+          <m:r>
+            <m:t xml:space="preserve">ψ</m:t>
+          </m:r>
+          <m:r>
+            <m:t xml:space="preserve"> </m:t>
+          </m:r>
+          <m:sSup>
+            <m:e>
+              <m:sSub>
+                <m:e>
+                  <m:r>
+                    <m:t xml:space="preserve">x</m:t>
+                  </m:r>
+                </m:e>
+                <m:sub>
+                  <m:r>
+                    <m:t xml:space="preserve">i</m:t>
+                  </m:r>
+                </m:sub>
+              </m:sSub>
+            </m:e>
+            <m:sup>
+              <m:r>
+                <m:t xml:space="preserve">2</m:t>
+              </m:r>
+            </m:sup>
+          </m:sSup>
+          <m:r>
+            <m:t xml:space="preserve"> </m:t>
+          </m:r>
+          <m:r>
+            <m:t xml:space="preserve">-</m:t>
+          </m:r>
+          <m:r>
+            <m:t xml:space="preserve"> </m:t>
+          </m:r>
+          <m:sSub>
+            <m:e>
+              <m:r>
+                <m:t xml:space="preserve">c</m:t>
+              </m:r>
+            </m:e>
+            <m:sub>
+              <m:r>
+                <m:t xml:space="preserve">i</m:t>
+              </m:r>
+            </m:sub>
+          </m:sSub>
+          <m:r>
+            <m:t xml:space="preserve">.</m:t>
+          </m:r>
+        </m:oMath>
+      </m:oMathPara>
+    </w:p>
+    <w:p>
+      <w:pPr>
+        <w:spacing w:line="400" w:lineRule="exact" w:before="0" w:after="0"/>
+        <w:ind w:firstLine="420"/>
+        <w:jc w:val="both"/>
+      </w:pPr>
+      <w:r>
+        <w:rPr>
+          <w:rFonts w:ascii="Times New Roman" w:hAnsi="Times New Roman" w:eastAsia="宋体"/>
+          <w:b w:val="0"/>
+          <w:i w:val="0"/>
+          <w:sz w:val="21"/>
+        </w:rPr>
+        <w:t xml:space="preserve">企业先使用有界优化求解最优强度 </w:t>
+      </w:r>
+      <w:r>
+        <w:rPr>
+          <w:sz w:val="21"/>
+        </w:rPr>
+        <m:oMath>
+          <m:sSup>
+            <m:e>
+              <m:sSub>
+                <m:e>
+                  <m:r>
+                    <m:t xml:space="preserve">x</m:t>
+                  </m:r>
+                </m:e>
+                <m:sub>
+                  <m:r>
+                    <m:t xml:space="preserve">i</m:t>
+                  </m:r>
+                </m:sub>
+              </m:sSub>
+            </m:e>
+            <m:sup>
+              <m:r>
+                <m:t xml:space="preserve">*</m:t>
+              </m:r>
+            </m:sup>
+          </m:sSup>
+        </m:oMath>
+      </w:r>
+      <w:r>
+        <w:rPr>
+          <w:rFonts w:ascii="Times New Roman" w:hAnsi="Times New Roman" w:eastAsia="宋体"/>
+          <w:b w:val="0"/>
+          <w:i w:val="0"/>
+          <w:sz w:val="21"/>
+        </w:rPr>
+        <w:t xml:space="preserve">，再根据 </w:t>
+      </w:r>
+      <w:r>
+        <w:rPr>
+          <w:sz w:val="21"/>
+        </w:rPr>
+        <m:oMath>
+          <m:sSub>
+            <m:e>
+              <m:r>
+                <m:t xml:space="preserve">V</m:t>
+              </m:r>
+            </m:e>
+            <m:sub>
+              <m:r>
+                <m:t xml:space="preserve">i</m:t>
+              </m:r>
+            </m:sub>
+          </m:sSub>
+          <m:r>
+            <m:t xml:space="preserve">(</m:t>
+          </m:r>
+          <m:sSup>
+            <m:e>
+              <m:sSub>
+                <m:e>
+                  <m:r>
+                    <m:t xml:space="preserve">x</m:t>
+                  </m:r>
+                </m:e>
+                <m:sub>
+                  <m:r>
+                    <m:t xml:space="preserve">i</m:t>
+                  </m:r>
+                </m:sub>
+              </m:sSub>
+            </m:e>
+            <m:sup>
+              <m:r>
+                <m:t xml:space="preserve">*</m:t>
+              </m:r>
+            </m:sup>
+          </m:sSup>
+          <m:r>
+            <m:t xml:space="preserve">)</m:t>
+          </m:r>
+        </m:oMath>
+      </w:r>
+      <w:r>
+        <w:rPr>
+          <w:rFonts w:ascii="Times New Roman" w:hAnsi="Times New Roman" w:eastAsia="宋体"/>
+          <w:b w:val="0"/>
+          <w:i w:val="0"/>
+          <w:sz w:val="21"/>
+        </w:rPr>
+        <w:t xml:space="preserve"> 是否大于零决定是否采用 AI。模型用 Stata DID 估计目标校准参数 </w:t>
+      </w:r>
+      <w:r>
+        <w:rPr>
+          <w:sz w:val="21"/>
+        </w:rPr>
+        <m:oMath>
+          <m:r>
+            <m:t xml:space="preserve">φ</m:t>
+          </m:r>
+        </m:oMath>
+      </w:r>
+      <w:r>
+        <w:rPr>
+          <w:rFonts w:ascii="Times New Roman" w:hAnsi="Times New Roman" w:eastAsia="宋体"/>
+          <w:b w:val="0"/>
+          <w:i w:val="0"/>
+          <w:sz w:val="21"/>
+        </w:rPr>
+        <w:t>。校准结果显示，</w:t>
+      </w:r>
+      <w:r>
+        <w:rPr>
+          <w:sz w:val="21"/>
+        </w:rPr>
+        <m:oMath>
+          <m:r>
+            <m:t xml:space="preserve">φ</m:t>
+          </m:r>
+        </m:oMath>
+      </w:r>
+      <w:r>
+        <w:rPr>
+          <w:rFonts w:ascii="Times New Roman" w:hAnsi="Times New Roman" w:eastAsia="宋体"/>
+          <w:b w:val="0"/>
+          <w:i w:val="0"/>
+          <w:sz w:val="21"/>
+        </w:rPr>
+        <w:t xml:space="preserve"> 约为 0.8659，模型平均收益约为 0.1209，AI 采用率约为 0.8197。</w:t>
       </w:r>
     </w:p>
     <w:p>
@@ -1305,7 +1982,7 @@
         <w:drawing>
           <wp:inline xmlns:a="http://schemas.openxmlformats.org/drawingml/2006/main" xmlns:pic="http://schemas.openxmlformats.org/drawingml/2006/picture">
             <wp:extent cx="5120640" cy="3840480"/>
-            <wp:docPr id="3" name="Picture 3"/>
+            <wp:docPr id="2" name="Picture 2"/>
             <wp:cNvGraphicFramePr>
               <a:graphicFrameLocks noChangeAspect="1"/>
             </wp:cNvGraphicFramePr>
@@ -1317,7 +1994,7 @@
                     <pic:cNvPicPr/>
                   </pic:nvPicPr>
                   <pic:blipFill>
-                    <a:blip r:embed="rId11"/>
+                    <a:blip r:embed="rId10"/>
                     <a:stretch>
                       <a:fillRect/>
                     </a:stretch>
